--- a/Video Game Design - year/Unit 4 - Player Controls & Input/Daily Lesson Plans/Word/Day 22.docx
+++ b/Video Game Design - year/Unit 4 - Player Controls & Input/Daily Lesson Plans/Word/Day 22.docx
@@ -50,16 +50,19 @@
               </w:rPr>
               <w:t xml:space="preserve">Video Game Design — Full Year</w:t>
             </w:r>
-          </w:p>
-          <w:p>
-            <w:pPr>
-              <w:spacing w:before="40"/>
-              <w:jc w:val="center"/>
-            </w:pPr>
-            <w:r>
-              <w:rPr>
-                <w:rFonts w:ascii="Arial" w:cs="Arial" w:eastAsia="Arial" w:hAnsi="Arial"/>
-                <w:color w:val="D1C4E9"/>
+            <w:r>
+              <w:rPr>
+                <w:rFonts w:ascii="Arial" w:cs="Arial" w:eastAsia="Arial" w:hAnsi="Arial"/>
+                <w:sz w:val="16"/>
+                <w:szCs w:val="16"/>
+              </w:rPr>
+              <w:br/>
+              <w:t xml:space="preserve"/>
+            </w:r>
+            <w:r>
+              <w:rPr>
+                <w:rFonts w:ascii="Arial" w:cs="Arial" w:eastAsia="Arial" w:hAnsi="Arial"/>
+                <w:color w:val="CE93D8"/>
                 <w:sz w:val="16"/>
                 <w:szCs w:val="16"/>
               </w:rPr>
@@ -83,7 +86,7 @@
           <w:rFonts w:ascii="Arial" w:cs="Arial" w:eastAsia="Arial" w:hAnsi="Arial"/>
           <w:b/>
           <w:bCs/>
-          <w:color w:val="311B56"/>
+          <w:color w:val="5B2D8E"/>
           <w:sz w:val="32"/>
           <w:szCs w:val="32"/>
         </w:rPr>
@@ -261,9 +264,9 @@
               <w:right w:val="single" w:color="CCCCCC" w:sz="1"/>
             </w:tcBorders>
             <w:tcMar>
-              <w:top w:type="dxa" w:w="60"/>
+              <w:top w:type="dxa" w:w="80"/>
               <w:left w:type="dxa" w:w="120"/>
-              <w:bottom w:type="dxa" w:w="60"/>
+              <w:bottom w:type="dxa" w:w="80"/>
               <w:right w:type="dxa" w:w="120"/>
             </w:tcMar>
           </w:tcPr>
@@ -290,20 +293,147 @@
               <w:right w:val="single" w:color="CCCCCC" w:sz="1"/>
             </w:tcBorders>
             <w:tcMar>
-              <w:top w:type="dxa" w:w="60"/>
+              <w:top w:type="dxa" w:w="80"/>
               <w:left w:type="dxa" w:w="120"/>
-              <w:bottom w:type="dxa" w:w="60"/>
+              <w:bottom w:type="dxa" w:w="80"/>
               <w:right w:type="dxa" w:w="120"/>
             </w:tcMar>
           </w:tcPr>
           <w:p>
-            <w:r>
-              <w:rPr>
-                <w:rFonts w:ascii="Arial" w:cs="Arial" w:eastAsia="Arial" w:hAnsi="Arial"/>
-                <w:sz w:val="20"/>
-                <w:szCs w:val="20"/>
+            <w:pPr>
+              <w:spacing w:after="80" w:before="80"/>
+            </w:pPr>
+            <w:r>
+              <w:rPr>
+                <w:rFonts w:ascii="Arial" w:cs="Arial" w:eastAsia="Arial" w:hAnsi="Arial"/>
+                <w:b/>
+                <w:bCs/>
+                <w:i w:val="false"/>
+                <w:iCs w:val="false"/>
+                <w:color w:val="000000"/>
+                <w:sz w:val="22"/>
+                <w:szCs w:val="22"/>
               </w:rPr>
               <w:t xml:space="preserve">Bell Ringer / Review</w:t>
+            </w:r>
+            <w:r>
+              <w:rPr>
+                <w:rFonts w:ascii="Arial" w:cs="Arial" w:eastAsia="Arial" w:hAnsi="Arial"/>
+                <w:sz w:val="20"/>
+                <w:szCs w:val="20"/>
+              </w:rPr>
+              <w:br/>
+              <w:t xml:space="preserve"/>
+            </w:r>
+            <w:r>
+              <w:rPr>
+                <w:rFonts w:ascii="Arial" w:cs="Arial" w:eastAsia="Arial" w:hAnsi="Arial"/>
+                <w:sz w:val="20"/>
+                <w:szCs w:val="20"/>
+              </w:rPr>
+              <w:br/>
+              <w:t xml:space="preserve"/>
+            </w:r>
+            <w:r>
+              <w:rPr>
+                <w:rFonts w:ascii="Arial" w:cs="Arial" w:eastAsia="Arial" w:hAnsi="Arial"/>
+                <w:b/>
+                <w:bCs/>
+                <w:i w:val="false"/>
+                <w:iCs w:val="false"/>
+                <w:color w:val="000000"/>
+                <w:sz w:val="20"/>
+                <w:szCs w:val="20"/>
+              </w:rPr>
+              <w:t xml:space="preserve">Quick Write </w:t>
+            </w:r>
+            <w:r>
+              <w:rPr>
+                <w:rFonts w:ascii="Arial" w:cs="Arial" w:eastAsia="Arial" w:hAnsi="Arial"/>
+                <w:b w:val="false"/>
+                <w:bCs w:val="false"/>
+                <w:i w:val="false"/>
+                <w:iCs w:val="false"/>
+                <w:color w:val="000000"/>
+                <w:sz w:val="20"/>
+                <w:szCs w:val="20"/>
+              </w:rPr>
+              <w:t xml:space="preserve">(3 min — written or verbal):</w:t>
+            </w:r>
+            <w:r>
+              <w:rPr>
+                <w:rFonts w:ascii="Arial" w:cs="Arial" w:eastAsia="Arial" w:hAnsi="Arial"/>
+                <w:sz w:val="20"/>
+                <w:szCs w:val="20"/>
+              </w:rPr>
+              <w:br/>
+              <w:t xml:space="preserve"/>
+            </w:r>
+            <w:r>
+              <w:rPr>
+                <w:rFonts w:ascii="Arial" w:cs="Arial" w:eastAsia="Arial" w:hAnsi="Arial"/>
+                <w:b w:val="false"/>
+                <w:bCs w:val="false"/>
+                <w:i w:val="false"/>
+                <w:iCs w:val="false"/>
+                <w:color w:val="000000"/>
+                <w:sz w:val="20"/>
+                <w:szCs w:val="20"/>
+              </w:rPr>
+              <w:t xml:space="preserve">    In your own words: Demonstrate mastery of all player control and input systems from this unit?</w:t>
+            </w:r>
+            <w:r>
+              <w:rPr>
+                <w:rFonts w:ascii="Arial" w:cs="Arial" w:eastAsia="Arial" w:hAnsi="Arial"/>
+                <w:sz w:val="20"/>
+                <w:szCs w:val="20"/>
+              </w:rPr>
+              <w:br/>
+              <w:t xml:space="preserve"/>
+            </w:r>
+            <w:r>
+              <w:rPr>
+                <w:rFonts w:ascii="Arial" w:cs="Arial" w:eastAsia="Arial" w:hAnsi="Arial"/>
+                <w:sz w:val="20"/>
+                <w:szCs w:val="20"/>
+              </w:rPr>
+              <w:br/>
+              <w:t xml:space="preserve"/>
+            </w:r>
+            <w:r>
+              <w:rPr>
+                <w:rFonts w:ascii="Arial" w:cs="Arial" w:eastAsia="Arial" w:hAnsi="Arial"/>
+                <w:b w:val="false"/>
+                <w:bCs w:val="false"/>
+                <w:i/>
+                <w:iCs/>
+                <w:color w:val="444444"/>
+                <w:sz w:val="20"/>
+                <w:szCs w:val="20"/>
+              </w:rPr>
+              <w:t xml:space="preserve">Today's Goal: By the end of class you will be able to demonstrate mastery of all player control and input systems from this unit.</w:t>
+            </w:r>
+            <w:r>
+              <w:rPr>
+                <w:rFonts w:ascii="Arial" w:cs="Arial" w:eastAsia="Arial" w:hAnsi="Arial"/>
+                <w:sz w:val="20"/>
+                <w:szCs w:val="20"/>
+              </w:rPr>
+              <w:br/>
+              <w:t xml:space="preserve"/>
+            </w:r>
+            <w:r>
+              <w:rPr>
+                <w:rFonts w:ascii="Arial" w:cs="Arial" w:eastAsia="Arial" w:hAnsi="Arial"/>
+                <w:b w:val="false"/>
+                <w:bCs w:val="false"/>
+                <w:i/>
+                <w:iCs/>
+                <w:color w:val="555555"/>
+                <w:sz w:val="20"/>
+                <w:szCs w:val="20"/>
+              </w:rPr>
+              <w:t xml:space="preserve">→ Pair-share your response, then 2–3 students share with the class.</w:t>
             </w:r>
           </w:p>
         </w:tc>
@@ -319,9 +449,9 @@
               <w:right w:val="single" w:color="CCCCCC" w:sz="1"/>
             </w:tcBorders>
             <w:tcMar>
-              <w:top w:type="dxa" w:w="60"/>
+              <w:top w:type="dxa" w:w="80"/>
               <w:left w:type="dxa" w:w="120"/>
-              <w:bottom w:type="dxa" w:w="60"/>
+              <w:bottom w:type="dxa" w:w="80"/>
               <w:right w:type="dxa" w:w="120"/>
             </w:tcMar>
           </w:tcPr>
@@ -348,20 +478,164 @@
               <w:right w:val="single" w:color="CCCCCC" w:sz="1"/>
             </w:tcBorders>
             <w:tcMar>
-              <w:top w:type="dxa" w:w="60"/>
+              <w:top w:type="dxa" w:w="80"/>
               <w:left w:type="dxa" w:w="120"/>
-              <w:bottom w:type="dxa" w:w="60"/>
+              <w:bottom w:type="dxa" w:w="80"/>
               <w:right w:type="dxa" w:w="120"/>
             </w:tcMar>
           </w:tcPr>
           <w:p>
-            <w:r>
-              <w:rPr>
-                <w:rFonts w:ascii="Arial" w:cs="Arial" w:eastAsia="Arial" w:hAnsi="Arial"/>
-                <w:sz w:val="20"/>
-                <w:szCs w:val="20"/>
-              </w:rPr>
-              <w:t xml:space="preserve">Mini Lesson: Unit Assessment</w:t>
+            <w:pPr>
+              <w:spacing w:after="80" w:before="80"/>
+            </w:pPr>
+            <w:r>
+              <w:rPr>
+                <w:rFonts w:ascii="Arial" w:cs="Arial" w:eastAsia="Arial" w:hAnsi="Arial"/>
+                <w:b/>
+                <w:bCs/>
+                <w:i w:val="false"/>
+                <w:iCs w:val="false"/>
+                <w:color w:val="000000"/>
+                <w:sz w:val="22"/>
+                <w:szCs w:val="22"/>
+              </w:rPr>
+              <w:t xml:space="preserve">Mini Lesson: </w:t>
+            </w:r>
+            <w:r>
+              <w:rPr>
+                <w:rFonts w:ascii="Arial" w:cs="Arial" w:eastAsia="Arial" w:hAnsi="Arial"/>
+                <w:b w:val="false"/>
+                <w:bCs w:val="false"/>
+                <w:i w:val="false"/>
+                <w:iCs w:val="false"/>
+                <w:color w:val="000000"/>
+                <w:sz w:val="22"/>
+                <w:szCs w:val="22"/>
+              </w:rPr>
+              <w:t xml:space="preserve">Unit Assessment</w:t>
+            </w:r>
+            <w:r>
+              <w:rPr>
+                <w:rFonts w:ascii="Arial" w:cs="Arial" w:eastAsia="Arial" w:hAnsi="Arial"/>
+                <w:sz w:val="20"/>
+                <w:szCs w:val="20"/>
+              </w:rPr>
+              <w:br/>
+              <w:t xml:space="preserve"/>
+            </w:r>
+            <w:r>
+              <w:rPr>
+                <w:rFonts w:ascii="Arial" w:cs="Arial" w:eastAsia="Arial" w:hAnsi="Arial"/>
+                <w:sz w:val="20"/>
+                <w:szCs w:val="20"/>
+              </w:rPr>
+              <w:br/>
+              <w:t xml:space="preserve"/>
+            </w:r>
+            <w:r>
+              <w:rPr>
+                <w:rFonts w:ascii="Arial" w:cs="Arial" w:eastAsia="Arial" w:hAnsi="Arial"/>
+                <w:b/>
+                <w:bCs/>
+                <w:i/>
+                <w:iCs/>
+                <w:color w:val="000000"/>
+                <w:sz w:val="20"/>
+                <w:szCs w:val="20"/>
+              </w:rPr>
+              <w:t xml:space="preserve">Learning Target: </w:t>
+            </w:r>
+            <w:r>
+              <w:rPr>
+                <w:rFonts w:ascii="Arial" w:cs="Arial" w:eastAsia="Arial" w:hAnsi="Arial"/>
+                <w:b w:val="false"/>
+                <w:bCs w:val="false"/>
+                <w:i/>
+                <w:iCs/>
+                <w:color w:val="333333"/>
+                <w:sz w:val="20"/>
+                <w:szCs w:val="20"/>
+              </w:rPr>
+              <w:t xml:space="preserve">I can demonstrate mastery of all player control and input systems from this unit.</w:t>
+            </w:r>
+            <w:r>
+              <w:rPr>
+                <w:rFonts w:ascii="Arial" w:cs="Arial" w:eastAsia="Arial" w:hAnsi="Arial"/>
+                <w:sz w:val="20"/>
+                <w:szCs w:val="20"/>
+              </w:rPr>
+              <w:br/>
+              <w:t xml:space="preserve"/>
+            </w:r>
+            <w:r>
+              <w:rPr>
+                <w:rFonts w:ascii="Arial" w:cs="Arial" w:eastAsia="Arial" w:hAnsi="Arial"/>
+                <w:sz w:val="20"/>
+                <w:szCs w:val="20"/>
+              </w:rPr>
+              <w:br/>
+              <w:t xml:space="preserve"/>
+            </w:r>
+            <w:r>
+              <w:rPr>
+                <w:rFonts w:ascii="Arial" w:cs="Arial" w:eastAsia="Arial" w:hAnsi="Arial"/>
+                <w:b/>
+                <w:bCs/>
+                <w:i/>
+                <w:iCs/>
+                <w:color w:val="555555"/>
+                <w:sz w:val="20"/>
+                <w:szCs w:val="20"/>
+              </w:rPr>
+              <w:t xml:space="preserve">→ Live Demo — </w:t>
+            </w:r>
+            <w:r>
+              <w:rPr>
+                <w:rFonts w:ascii="Arial" w:cs="Arial" w:eastAsia="Arial" w:hAnsi="Arial"/>
+                <w:b w:val="false"/>
+                <w:bCs w:val="false"/>
+                <w:i/>
+                <w:iCs/>
+                <w:color w:val="555555"/>
+                <w:sz w:val="20"/>
+                <w:szCs w:val="20"/>
+              </w:rPr>
+              <w:t xml:space="preserve">type examples as students follow along in their own editor.</w:t>
+            </w:r>
+            <w:r>
+              <w:rPr>
+                <w:rFonts w:ascii="Arial" w:cs="Arial" w:eastAsia="Arial" w:hAnsi="Arial"/>
+                <w:sz w:val="20"/>
+                <w:szCs w:val="20"/>
+              </w:rPr>
+              <w:br/>
+              <w:t xml:space="preserve"/>
+            </w:r>
+            <w:r>
+              <w:rPr>
+                <w:rFonts w:ascii="Arial" w:cs="Arial" w:eastAsia="Arial" w:hAnsi="Arial"/>
+                <w:b/>
+                <w:bCs/>
+                <w:i/>
+                <w:iCs/>
+                <w:color w:val="555555"/>
+                <w:sz w:val="20"/>
+                <w:szCs w:val="20"/>
+              </w:rPr>
+              <w:t xml:space="preserve">→ Check for Understanding: </w:t>
+            </w:r>
+            <w:r>
+              <w:rPr>
+                <w:rFonts w:ascii="Arial" w:cs="Arial" w:eastAsia="Arial" w:hAnsi="Arial"/>
+                <w:b w:val="false"/>
+                <w:bCs w:val="false"/>
+                <w:i/>
+                <w:iCs/>
+                <w:color w:val="555555"/>
+                <w:sz w:val="20"/>
+                <w:szCs w:val="20"/>
+              </w:rPr>
+              <w:t xml:space="preserve">pause and cold-call: “Can someone explain what we just did in their own words?”</w:t>
             </w:r>
           </w:p>
         </w:tc>
@@ -377,9 +651,9 @@
               <w:right w:val="single" w:color="CCCCCC" w:sz="1"/>
             </w:tcBorders>
             <w:tcMar>
-              <w:top w:type="dxa" w:w="60"/>
+              <w:top w:type="dxa" w:w="80"/>
               <w:left w:type="dxa" w:w="120"/>
-              <w:bottom w:type="dxa" w:w="60"/>
+              <w:bottom w:type="dxa" w:w="80"/>
               <w:right w:type="dxa" w:w="120"/>
             </w:tcMar>
           </w:tcPr>
@@ -392,7 +666,7 @@
                 <w:sz w:val="20"/>
                 <w:szCs w:val="20"/>
               </w:rPr>
-              <w:t xml:space="preserve">15-20 min</w:t>
+              <w:t xml:space="preserve">15–20 min</w:t>
             </w:r>
           </w:p>
         </w:tc>
@@ -406,20 +680,81 @@
               <w:right w:val="single" w:color="CCCCCC" w:sz="1"/>
             </w:tcBorders>
             <w:tcMar>
-              <w:top w:type="dxa" w:w="60"/>
+              <w:top w:type="dxa" w:w="80"/>
               <w:left w:type="dxa" w:w="120"/>
-              <w:bottom w:type="dxa" w:w="60"/>
+              <w:bottom w:type="dxa" w:w="80"/>
               <w:right w:type="dxa" w:w="120"/>
             </w:tcMar>
           </w:tcPr>
           <w:p>
-            <w:r>
-              <w:rPr>
-                <w:rFonts w:ascii="Arial" w:cs="Arial" w:eastAsia="Arial" w:hAnsi="Arial"/>
-                <w:sz w:val="20"/>
-                <w:szCs w:val="20"/>
-              </w:rPr>
-              <w:t xml:space="preserve">Independent Practice / Build Time</w:t>
+            <w:pPr>
+              <w:spacing w:after="80" w:before="80"/>
+            </w:pPr>
+            <w:r>
+              <w:rPr>
+                <w:rFonts w:ascii="Arial" w:cs="Arial" w:eastAsia="Arial" w:hAnsi="Arial"/>
+                <w:b/>
+                <w:bCs/>
+                <w:i w:val="false"/>
+                <w:iCs w:val="false"/>
+                <w:color w:val="000000"/>
+                <w:sz w:val="22"/>
+                <w:szCs w:val="22"/>
+              </w:rPr>
+              <w:t xml:space="preserve">Independent Practice / Code Along</w:t>
+            </w:r>
+            <w:r>
+              <w:rPr>
+                <w:rFonts w:ascii="Arial" w:cs="Arial" w:eastAsia="Arial" w:hAnsi="Arial"/>
+                <w:sz w:val="20"/>
+                <w:szCs w:val="20"/>
+              </w:rPr>
+              <w:br/>
+              <w:t xml:space="preserve"/>
+            </w:r>
+            <w:r>
+              <w:rPr>
+                <w:rFonts w:ascii="Arial" w:cs="Arial" w:eastAsia="Arial" w:hAnsi="Arial"/>
+                <w:b w:val="false"/>
+                <w:bCs w:val="false"/>
+                <w:i w:val="false"/>
+                <w:iCs w:val="false"/>
+                <w:color w:val="000000"/>
+                <w:sz w:val="20"/>
+                <w:szCs w:val="20"/>
+              </w:rPr>
+              <w:t xml:space="preserve">    Work through problems from the day's exercise set.</w:t>
+            </w:r>
+            <w:r>
+              <w:rPr>
+                <w:rFonts w:ascii="Arial" w:cs="Arial" w:eastAsia="Arial" w:hAnsi="Arial"/>
+                <w:sz w:val="20"/>
+                <w:szCs w:val="20"/>
+              </w:rPr>
+              <w:br/>
+              <w:t xml:space="preserve"/>
+            </w:r>
+            <w:r>
+              <w:rPr>
+                <w:rFonts w:ascii="Arial" w:cs="Arial" w:eastAsia="Arial" w:hAnsi="Arial"/>
+                <w:sz w:val="20"/>
+                <w:szCs w:val="20"/>
+              </w:rPr>
+              <w:br/>
+              <w:t xml:space="preserve"/>
+            </w:r>
+            <w:r>
+              <w:rPr>
+                <w:rFonts w:ascii="Arial" w:cs="Arial" w:eastAsia="Arial" w:hAnsi="Arial"/>
+                <w:b w:val="false"/>
+                <w:bCs w:val="false"/>
+                <w:i/>
+                <w:iCs/>
+                <w:color w:val="555555"/>
+                <w:sz w:val="20"/>
+                <w:szCs w:val="20"/>
+              </w:rPr>
+              <w:t xml:space="preserve">→ Teacher circulates — offer hints, check for understanding.</w:t>
             </w:r>
           </w:p>
         </w:tc>
@@ -435,9 +770,9 @@
               <w:right w:val="single" w:color="CCCCCC" w:sz="1"/>
             </w:tcBorders>
             <w:tcMar>
-              <w:top w:type="dxa" w:w="60"/>
+              <w:top w:type="dxa" w:w="80"/>
               <w:left w:type="dxa" w:w="120"/>
-              <w:bottom w:type="dxa" w:w="60"/>
+              <w:bottom w:type="dxa" w:w="80"/>
               <w:right w:type="dxa" w:w="120"/>
             </w:tcMar>
           </w:tcPr>
@@ -464,20 +799,90 @@
               <w:right w:val="single" w:color="CCCCCC" w:sz="1"/>
             </w:tcBorders>
             <w:tcMar>
-              <w:top w:type="dxa" w:w="60"/>
+              <w:top w:type="dxa" w:w="80"/>
               <w:left w:type="dxa" w:w="120"/>
-              <w:bottom w:type="dxa" w:w="60"/>
+              <w:bottom w:type="dxa" w:w="80"/>
               <w:right w:type="dxa" w:w="120"/>
             </w:tcMar>
           </w:tcPr>
           <w:p>
-            <w:r>
-              <w:rPr>
-                <w:rFonts w:ascii="Arial" w:cs="Arial" w:eastAsia="Arial" w:hAnsi="Arial"/>
-                <w:sz w:val="20"/>
-                <w:szCs w:val="20"/>
+            <w:pPr>
+              <w:spacing w:after="80" w:before="80"/>
+            </w:pPr>
+            <w:r>
+              <w:rPr>
+                <w:rFonts w:ascii="Arial" w:cs="Arial" w:eastAsia="Arial" w:hAnsi="Arial"/>
+                <w:b/>
+                <w:bCs/>
+                <w:i w:val="false"/>
+                <w:iCs w:val="false"/>
+                <w:color w:val="000000"/>
+                <w:sz w:val="22"/>
+                <w:szCs w:val="22"/>
               </w:rPr>
               <w:t xml:space="preserve">Exit Ticket / Wrap-Up</w:t>
+            </w:r>
+            <w:r>
+              <w:rPr>
+                <w:rFonts w:ascii="Arial" w:cs="Arial" w:eastAsia="Arial" w:hAnsi="Arial"/>
+                <w:sz w:val="20"/>
+                <w:szCs w:val="20"/>
+              </w:rPr>
+              <w:br/>
+              <w:t xml:space="preserve"/>
+            </w:r>
+            <w:r>
+              <w:rPr>
+                <w:rFonts w:ascii="Arial" w:cs="Arial" w:eastAsia="Arial" w:hAnsi="Arial"/>
+                <w:sz w:val="20"/>
+                <w:szCs w:val="20"/>
+              </w:rPr>
+              <w:br/>
+              <w:t xml:space="preserve"/>
+            </w:r>
+            <w:r>
+              <w:rPr>
+                <w:rFonts w:ascii="Arial" w:cs="Arial" w:eastAsia="Arial" w:hAnsi="Arial"/>
+                <w:b w:val="false"/>
+                <w:bCs w:val="false"/>
+                <w:i w:val="false"/>
+                <w:iCs w:val="false"/>
+                <w:color w:val="000000"/>
+                <w:sz w:val="20"/>
+                <w:szCs w:val="20"/>
+              </w:rPr>
+              <w:t xml:space="preserve">Quick Check: Demonstrate mastery of all player control and input systems from this unit?</w:t>
+            </w:r>
+            <w:r>
+              <w:rPr>
+                <w:rFonts w:ascii="Arial" w:cs="Arial" w:eastAsia="Arial" w:hAnsi="Arial"/>
+                <w:sz w:val="20"/>
+                <w:szCs w:val="20"/>
+              </w:rPr>
+              <w:br/>
+              <w:t xml:space="preserve"/>
+            </w:r>
+            <w:r>
+              <w:rPr>
+                <w:rFonts w:ascii="Arial" w:cs="Arial" w:eastAsia="Arial" w:hAnsi="Arial"/>
+                <w:sz w:val="20"/>
+                <w:szCs w:val="20"/>
+              </w:rPr>
+              <w:br/>
+              <w:t xml:space="preserve"/>
+            </w:r>
+            <w:r>
+              <w:rPr>
+                <w:rFonts w:ascii="Arial" w:cs="Arial" w:eastAsia="Arial" w:hAnsi="Arial"/>
+                <w:b w:val="false"/>
+                <w:bCs w:val="false"/>
+                <w:i/>
+                <w:iCs/>
+                <w:color w:val="555555"/>
+                <w:sz w:val="20"/>
+                <w:szCs w:val="20"/>
+              </w:rPr>
+              <w:t xml:space="preserve">→ 3–2–1: Name 3 things learned, 2 new vocab words, 1 question you still have.</w:t>
             </w:r>
           </w:p>
         </w:tc>

--- a/Video Game Design - year/Unit 4 - Player Controls & Input/Daily Lesson Plans/Word/Day 22.docx
+++ b/Video Game Design - year/Unit 4 - Player Controls & Input/Daily Lesson Plans/Word/Day 22.docx
@@ -380,7 +380,7 @@
                 <w:sz w:val="20"/>
                 <w:szCs w:val="20"/>
               </w:rPr>
-              <w:t xml:space="preserve">    In your own words: Demonstrate mastery of all player control and input systems from this unit?</w:t>
+              <w:t xml:space="preserve">    What do you think are the most important parts of Unit Assessment to demonstrate well? Why?</w:t>
             </w:r>
             <w:r>
               <w:rPr>
@@ -411,7 +411,7 @@
                 <w:sz w:val="20"/>
                 <w:szCs w:val="20"/>
               </w:rPr>
-              <w:t xml:space="preserve">Today's Goal: By the end of class you will be able to demonstrate mastery of all player control and input systems from this unit.</w:t>
+              <w:t xml:space="preserve">Today’s Goal: By the end of class you will be able to demonstrate mastery of all player control and input systems from this unit.</w:t>
             </w:r>
             <w:r>
               <w:rPr>
@@ -851,7 +851,7 @@
                 <w:sz w:val="20"/>
                 <w:szCs w:val="20"/>
               </w:rPr>
-              <w:t xml:space="preserve">Quick Check: Demonstrate mastery of all player control and input systems from this unit?</w:t>
+              <w:t xml:space="preserve">If you had to teach Unit Assessment to a classmate, what's the #1 thing you'd make sure they understand?</w:t>
             </w:r>
             <w:r>
               <w:rPr>

--- a/Video Game Design - year/Unit 4 - Player Controls & Input/Daily Lesson Plans/Word/Day 22.docx
+++ b/Video Game Design - year/Unit 4 - Player Controls & Input/Daily Lesson Plans/Word/Day 22.docx
@@ -403,6 +403,72 @@
             <w:r>
               <w:rPr>
                 <w:rFonts w:ascii="Arial" w:cs="Arial" w:eastAsia="Arial" w:hAnsi="Arial"/>
+                <w:b/>
+                <w:bCs/>
+                <w:i w:val="false"/>
+                <w:iCs w:val="false"/>
+                <w:color w:val="000000"/>
+                <w:sz w:val="20"/>
+                <w:szCs w:val="20"/>
+              </w:rPr>
+              <w:t xml:space="preserve">Vocabulary Preview — </w:t>
+            </w:r>
+            <w:r>
+              <w:rPr>
+                <w:rFonts w:ascii="Arial" w:cs="Arial" w:eastAsia="Arial" w:hAnsi="Arial"/>
+                <w:b w:val="false"/>
+                <w:bCs w:val="false"/>
+                <w:i w:val="false"/>
+                <w:iCs w:val="false"/>
+                <w:color w:val="000000"/>
+                <w:sz w:val="20"/>
+                <w:szCs w:val="20"/>
+              </w:rPr>
+              <w:t xml:space="preserve">terms we'll use today:</w:t>
+            </w:r>
+            <w:r>
+              <w:rPr>
+                <w:rFonts w:ascii="Arial" w:cs="Arial" w:eastAsia="Arial" w:hAnsi="Arial"/>
+                <w:sz w:val="20"/>
+                <w:szCs w:val="20"/>
+              </w:rPr>
+              <w:br/>
+              <w:t xml:space="preserve"/>
+            </w:r>
+            <w:r>
+              <w:rPr>
+                <w:rFonts w:ascii="Arial" w:cs="Arial" w:eastAsia="Arial" w:hAnsi="Arial"/>
+                <w:b w:val="false"/>
+                <w:bCs w:val="false"/>
+                <w:i w:val="false"/>
+                <w:iCs w:val="false"/>
+                <w:color w:val="000000"/>
+                <w:sz w:val="20"/>
+                <w:szCs w:val="20"/>
+              </w:rPr>
+              <w:t xml:space="preserve">    • 10.</w:t>
+            </w:r>
+            <w:r>
+              <w:rPr>
+                <w:rFonts w:ascii="Arial" w:cs="Arial" w:eastAsia="Arial" w:hAnsi="Arial"/>
+                <w:sz w:val="20"/>
+                <w:szCs w:val="20"/>
+              </w:rPr>
+              <w:br/>
+              <w:t xml:space="preserve"/>
+            </w:r>
+            <w:r>
+              <w:rPr>
+                <w:rFonts w:ascii="Arial" w:cs="Arial" w:eastAsia="Arial" w:hAnsi="Arial"/>
+                <w:sz w:val="20"/>
+                <w:szCs w:val="20"/>
+              </w:rPr>
+              <w:br/>
+              <w:t xml:space="preserve"/>
+            </w:r>
+            <w:r>
+              <w:rPr>
+                <w:rFonts w:ascii="Arial" w:cs="Arial" w:eastAsia="Arial" w:hAnsi="Arial"/>
                 <w:b w:val="false"/>
                 <w:bCs w:val="false"/>
                 <w:i/>
@@ -579,6 +645,310 @@
             <w:r>
               <w:rPr>
                 <w:rFonts w:ascii="Arial" w:cs="Arial" w:eastAsia="Arial" w:hAnsi="Arial"/>
+                <w:b w:val="false"/>
+                <w:bCs w:val="false"/>
+                <w:i w:val="false"/>
+                <w:iCs w:val="false"/>
+                <w:color w:val="000000"/>
+                <w:sz w:val="20"/>
+                <w:szCs w:val="20"/>
+              </w:rPr>
+              <w:t xml:space="preserve">This assessment evaluates your understanding of:</w:t>
+            </w:r>
+            <w:r>
+              <w:rPr>
+                <w:rFonts w:ascii="Arial" w:cs="Arial" w:eastAsia="Arial" w:hAnsi="Arial"/>
+                <w:sz w:val="20"/>
+                <w:szCs w:val="20"/>
+              </w:rPr>
+              <w:br/>
+              <w:t xml:space="preserve"/>
+            </w:r>
+            <w:r>
+              <w:rPr>
+                <w:rFonts w:ascii="Arial" w:cs="Arial" w:eastAsia="Arial" w:hAnsi="Arial"/>
+                <w:b w:val="false"/>
+                <w:bCs w:val="false"/>
+                <w:i w:val="false"/>
+                <w:iCs w:val="false"/>
+                <w:color w:val="000000"/>
+                <w:sz w:val="20"/>
+                <w:szCs w:val="20"/>
+              </w:rPr>
+              <w:t xml:space="preserve">1. Which method is called every frame and should handle input detection?</w:t>
+            </w:r>
+            <w:r>
+              <w:rPr>
+                <w:rFonts w:ascii="Arial" w:cs="Arial" w:eastAsia="Arial" w:hAnsi="Arial"/>
+                <w:sz w:val="20"/>
+                <w:szCs w:val="20"/>
+              </w:rPr>
+              <w:br/>
+              <w:t xml:space="preserve"/>
+            </w:r>
+            <w:r>
+              <w:rPr>
+                <w:rFonts w:ascii="Arial" w:cs="Arial" w:eastAsia="Arial" w:hAnsi="Arial"/>
+                <w:sz w:val="20"/>
+                <w:szCs w:val="20"/>
+              </w:rPr>
+              <w:br/>
+              <w:t xml:space="preserve"/>
+            </w:r>
+            <w:r>
+              <w:rPr>
+                <w:rFonts w:ascii="Arial" w:cs="Arial" w:eastAsia="Arial" w:hAnsi="Arial"/>
+                <w:b/>
+                <w:bCs/>
+                <w:i w:val="false"/>
+                <w:iCs w:val="false"/>
+                <w:color w:val="000000"/>
+                <w:sz w:val="20"/>
+                <w:szCs w:val="20"/>
+              </w:rPr>
+              <w:t xml:space="preserve">Key Concepts:</w:t>
+            </w:r>
+            <w:r>
+              <w:rPr>
+                <w:rFonts w:ascii="Arial" w:cs="Arial" w:eastAsia="Arial" w:hAnsi="Arial"/>
+                <w:sz w:val="20"/>
+                <w:szCs w:val="20"/>
+              </w:rPr>
+              <w:br/>
+              <w:t xml:space="preserve"/>
+            </w:r>
+            <w:r>
+              <w:rPr>
+                <w:rFonts w:ascii="Arial" w:cs="Arial" w:eastAsia="Arial" w:hAnsi="Arial"/>
+                <w:b w:val="false"/>
+                <w:bCs w:val="false"/>
+                <w:i w:val="false"/>
+                <w:iCs w:val="false"/>
+                <w:color w:val="000000"/>
+                <w:sz w:val="20"/>
+                <w:szCs w:val="20"/>
+              </w:rPr>
+              <w:t xml:space="preserve">    • Movement systems (acceleration, velocity manipulation, speed limits)</w:t>
+            </w:r>
+            <w:r>
+              <w:rPr>
+                <w:rFonts w:ascii="Arial" w:cs="Arial" w:eastAsia="Arial" w:hAnsi="Arial"/>
+                <w:sz w:val="20"/>
+                <w:szCs w:val="20"/>
+              </w:rPr>
+              <w:br/>
+              <w:t xml:space="preserve"/>
+            </w:r>
+            <w:r>
+              <w:rPr>
+                <w:rFonts w:ascii="Arial" w:cs="Arial" w:eastAsia="Arial" w:hAnsi="Arial"/>
+                <w:b w:val="false"/>
+                <w:bCs w:val="false"/>
+                <w:i w:val="false"/>
+                <w:iCs w:val="false"/>
+                <w:color w:val="000000"/>
+                <w:sz w:val="20"/>
+                <w:szCs w:val="20"/>
+              </w:rPr>
+              <w:t xml:space="preserve">    • Jumping mechanics (coyote time, jump buffering, variable height)</w:t>
+            </w:r>
+            <w:r>
+              <w:rPr>
+                <w:rFonts w:ascii="Arial" w:cs="Arial" w:eastAsia="Arial" w:hAnsi="Arial"/>
+                <w:sz w:val="20"/>
+                <w:szCs w:val="20"/>
+              </w:rPr>
+              <w:br/>
+              <w:t xml:space="preserve"/>
+            </w:r>
+            <w:r>
+              <w:rPr>
+                <w:rFonts w:ascii="Arial" w:cs="Arial" w:eastAsia="Arial" w:hAnsi="Arial"/>
+                <w:b w:val="false"/>
+                <w:bCs w:val="false"/>
+                <w:i w:val="false"/>
+                <w:iCs w:val="false"/>
+                <w:color w:val="000000"/>
+                <w:sz w:val="20"/>
+                <w:szCs w:val="20"/>
+              </w:rPr>
+              <w:t xml:space="preserve">    • Ground detection methods (raycasting, overlap detection, layer masks)</w:t>
+            </w:r>
+            <w:r>
+              <w:rPr>
+                <w:rFonts w:ascii="Arial" w:cs="Arial" w:eastAsia="Arial" w:hAnsi="Arial"/>
+                <w:sz w:val="20"/>
+                <w:szCs w:val="20"/>
+              </w:rPr>
+              <w:br/>
+              <w:t xml:space="preserve"/>
+            </w:r>
+            <w:r>
+              <w:rPr>
+                <w:rFonts w:ascii="Arial" w:cs="Arial" w:eastAsia="Arial" w:hAnsi="Arial"/>
+                <w:b w:val="false"/>
+                <w:bCs w:val="false"/>
+                <w:i w:val="false"/>
+                <w:iCs w:val="false"/>
+                <w:color w:val="000000"/>
+                <w:sz w:val="20"/>
+                <w:szCs w:val="20"/>
+              </w:rPr>
+              <w:t xml:space="preserve">    • Animation state machines and parameter control</w:t>
+            </w:r>
+            <w:r>
+              <w:rPr>
+                <w:rFonts w:ascii="Arial" w:cs="Arial" w:eastAsia="Arial" w:hAnsi="Arial"/>
+                <w:sz w:val="20"/>
+                <w:szCs w:val="20"/>
+              </w:rPr>
+              <w:br/>
+              <w:t xml:space="preserve"/>
+            </w:r>
+            <w:r>
+              <w:rPr>
+                <w:rFonts w:ascii="Arial" w:cs="Arial" w:eastAsia="Arial" w:hAnsi="Arial"/>
+                <w:b w:val="false"/>
+                <w:bCs w:val="false"/>
+                <w:i w:val="false"/>
+                <w:iCs w:val="false"/>
+                <w:color w:val="000000"/>
+                <w:sz w:val="20"/>
+                <w:szCs w:val="20"/>
+              </w:rPr>
+              <w:t xml:space="preserve">    • Sprite flipping and directional animations</w:t>
+            </w:r>
+            <w:r>
+              <w:rPr>
+                <w:rFonts w:ascii="Arial" w:cs="Arial" w:eastAsia="Arial" w:hAnsi="Arial"/>
+                <w:sz w:val="20"/>
+                <w:szCs w:val="20"/>
+              </w:rPr>
+              <w:br/>
+              <w:t xml:space="preserve"/>
+            </w:r>
+            <w:r>
+              <w:rPr>
+                <w:rFonts w:ascii="Arial" w:cs="Arial" w:eastAsia="Arial" w:hAnsi="Arial"/>
+                <w:b w:val="false"/>
+                <w:bCs w:val="false"/>
+                <w:i w:val="false"/>
+                <w:iCs w:val="false"/>
+                <w:color w:val="000000"/>
+                <w:sz w:val="20"/>
+                <w:szCs w:val="20"/>
+              </w:rPr>
+              <w:t xml:space="preserve">    • Mouse and aim input handling</w:t>
+            </w:r>
+            <w:r>
+              <w:rPr>
+                <w:rFonts w:ascii="Arial" w:cs="Arial" w:eastAsia="Arial" w:hAnsi="Arial"/>
+                <w:sz w:val="20"/>
+                <w:szCs w:val="20"/>
+              </w:rPr>
+              <w:br/>
+              <w:t xml:space="preserve"/>
+            </w:r>
+            <w:r>
+              <w:rPr>
+                <w:rFonts w:ascii="Arial" w:cs="Arial" w:eastAsia="Arial" w:hAnsi="Arial"/>
+                <w:b w:val="false"/>
+                <w:bCs w:val="false"/>
+                <w:i w:val="false"/>
+                <w:iCs w:val="false"/>
+                <w:color w:val="000000"/>
+                <w:sz w:val="20"/>
+                <w:szCs w:val="20"/>
+              </w:rPr>
+              <w:t xml:space="preserve">    • Projectile and shooting mechanics</w:t>
+            </w:r>
+            <w:r>
+              <w:rPr>
+                <w:rFonts w:ascii="Arial" w:cs="Arial" w:eastAsia="Arial" w:hAnsi="Arial"/>
+                <w:sz w:val="20"/>
+                <w:szCs w:val="20"/>
+              </w:rPr>
+              <w:br/>
+              <w:t xml:space="preserve"/>
+            </w:r>
+            <w:r>
+              <w:rPr>
+                <w:rFonts w:ascii="Arial" w:cs="Arial" w:eastAsia="Arial" w:hAnsi="Arial"/>
+                <w:b w:val="false"/>
+                <w:bCs w:val="false"/>
+                <w:i w:val="false"/>
+                <w:iCs w:val="false"/>
+                <w:color w:val="000000"/>
+                <w:sz w:val="20"/>
+                <w:szCs w:val="20"/>
+              </w:rPr>
+              <w:t xml:space="preserve">    • Dash and special abilities with cooldowns</w:t>
+            </w:r>
+            <w:r>
+              <w:rPr>
+                <w:rFonts w:ascii="Arial" w:cs="Arial" w:eastAsia="Arial" w:hAnsi="Arial"/>
+                <w:sz w:val="20"/>
+                <w:szCs w:val="20"/>
+              </w:rPr>
+              <w:br/>
+              <w:t xml:space="preserve"/>
+            </w:r>
+            <w:r>
+              <w:rPr>
+                <w:rFonts w:ascii="Arial" w:cs="Arial" w:eastAsia="Arial" w:hAnsi="Arial"/>
+                <w:sz w:val="20"/>
+                <w:szCs w:val="20"/>
+              </w:rPr>
+              <w:br/>
+              <w:t xml:space="preserve"/>
+            </w:r>
+            <w:r>
+              <w:rPr>
+                <w:rFonts w:ascii="Arial" w:cs="Arial" w:eastAsia="Arial" w:hAnsi="Arial"/>
+                <w:b/>
+                <w:bCs/>
+                <w:i w:val="false"/>
+                <w:iCs w:val="false"/>
+                <w:color w:val="000000"/>
+                <w:sz w:val="20"/>
+                <w:szCs w:val="20"/>
+              </w:rPr>
+              <w:t xml:space="preserve">Vocabulary: </w:t>
+            </w:r>
+            <w:r>
+              <w:rPr>
+                <w:rFonts w:ascii="Arial" w:cs="Arial" w:eastAsia="Arial" w:hAnsi="Arial"/>
+                <w:b w:val="false"/>
+                <w:bCs w:val="false"/>
+                <w:i w:val="false"/>
+                <w:iCs w:val="false"/>
+                <w:color w:val="000000"/>
+                <w:sz w:val="20"/>
+                <w:szCs w:val="20"/>
+              </w:rPr>
+              <w:t xml:space="preserve">10.</w:t>
+            </w:r>
+            <w:r>
+              <w:rPr>
+                <w:rFonts w:ascii="Arial" w:cs="Arial" w:eastAsia="Arial" w:hAnsi="Arial"/>
+                <w:sz w:val="20"/>
+                <w:szCs w:val="20"/>
+              </w:rPr>
+              <w:br/>
+              <w:t xml:space="preserve"/>
+            </w:r>
+            <w:r>
+              <w:rPr>
+                <w:rFonts w:ascii="Arial" w:cs="Arial" w:eastAsia="Arial" w:hAnsi="Arial"/>
+                <w:sz w:val="20"/>
+                <w:szCs w:val="20"/>
+              </w:rPr>
+              <w:br/>
+              <w:t xml:space="preserve"/>
+            </w:r>
+            <w:r>
+              <w:rPr>
+                <w:rFonts w:ascii="Arial" w:cs="Arial" w:eastAsia="Arial" w:hAnsi="Arial"/>
                 <w:b/>
                 <w:bCs/>
                 <w:i/>
@@ -715,6 +1085,19 @@
             <w:r>
               <w:rPr>
                 <w:rFonts w:ascii="Arial" w:cs="Arial" w:eastAsia="Arial" w:hAnsi="Arial"/>
+                <w:b/>
+                <w:bCs/>
+                <w:i w:val="false"/>
+                <w:iCs w:val="false"/>
+                <w:color w:val="000000"/>
+                <w:sz w:val="20"/>
+                <w:szCs w:val="20"/>
+              </w:rPr>
+              <w:t xml:space="preserve">    Beginner: </w:t>
+            </w:r>
+            <w:r>
+              <w:rPr>
+                <w:rFonts w:ascii="Arial" w:cs="Arial" w:eastAsia="Arial" w:hAnsi="Arial"/>
                 <w:b w:val="false"/>
                 <w:bCs w:val="false"/>
                 <w:i w:val="false"/>
@@ -723,7 +1106,77 @@
                 <w:sz w:val="20"/>
                 <w:szCs w:val="20"/>
               </w:rPr>
-              <w:t xml:space="preserve">    Work through problems from the day's exercise set.</w:t>
+              <w:t xml:space="preserve">1: Polished Horizontal Movement (Beginner) Write a script that implements smooth acceleration-based horizontal movement: - Input responds im…</w:t>
+            </w:r>
+            <w:r>
+              <w:rPr>
+                <w:rFonts w:ascii="Arial" w:cs="Arial" w:eastAsia="Arial" w:hAnsi="Arial"/>
+                <w:sz w:val="20"/>
+                <w:szCs w:val="20"/>
+              </w:rPr>
+              <w:br/>
+              <w:t xml:space="preserve"/>
+            </w:r>
+            <w:r>
+              <w:rPr>
+                <w:rFonts w:ascii="Arial" w:cs="Arial" w:eastAsia="Arial" w:hAnsi="Arial"/>
+                <w:b/>
+                <w:bCs/>
+                <w:i w:val="false"/>
+                <w:iCs w:val="false"/>
+                <w:color w:val="000000"/>
+                <w:sz w:val="20"/>
+                <w:szCs w:val="20"/>
+              </w:rPr>
+              <w:t xml:space="preserve">    Intermediate: </w:t>
+            </w:r>
+            <w:r>
+              <w:rPr>
+                <w:rFonts w:ascii="Arial" w:cs="Arial" w:eastAsia="Arial" w:hAnsi="Arial"/>
+                <w:b w:val="false"/>
+                <w:bCs w:val="false"/>
+                <w:i w:val="false"/>
+                <w:iCs w:val="false"/>
+                <w:color w:val="000000"/>
+                <w:sz w:val="20"/>
+                <w:szCs w:val="20"/>
+              </w:rPr>
+              <w:t xml:space="preserve">2: Coyote Time Ground Detection (Intermediate) Implement ground detection with coyote time: - Use Physics.OverlapCircle to detect ground - A…</w:t>
+            </w:r>
+            <w:r>
+              <w:rPr>
+                <w:rFonts w:ascii="Arial" w:cs="Arial" w:eastAsia="Arial" w:hAnsi="Arial"/>
+                <w:sz w:val="20"/>
+                <w:szCs w:val="20"/>
+              </w:rPr>
+              <w:br/>
+              <w:t xml:space="preserve"/>
+            </w:r>
+            <w:r>
+              <w:rPr>
+                <w:rFonts w:ascii="Arial" w:cs="Arial" w:eastAsia="Arial" w:hAnsi="Arial"/>
+                <w:b/>
+                <w:bCs/>
+                <w:i w:val="false"/>
+                <w:iCs w:val="false"/>
+                <w:color w:val="000000"/>
+                <w:sz w:val="20"/>
+                <w:szCs w:val="20"/>
+              </w:rPr>
+              <w:t xml:space="preserve">    Challenge: </w:t>
+            </w:r>
+            <w:r>
+              <w:rPr>
+                <w:rFonts w:ascii="Arial" w:cs="Arial" w:eastAsia="Arial" w:hAnsi="Arial"/>
+                <w:b w:val="false"/>
+                <w:bCs w:val="false"/>
+                <w:i w:val="false"/>
+                <w:iCs w:val="false"/>
+                <w:color w:val="000000"/>
+                <w:sz w:val="20"/>
+                <w:szCs w:val="20"/>
+              </w:rPr>
+              <w:t xml:space="preserve">3: Aim and Shoot System (Advanced) Create a complete shooting system: - Detect mouse position with Camera.main.ScreenToWorldPoint - Calculat…</w:t>
             </w:r>
             <w:r>
               <w:rPr>
@@ -891,6 +1344,978 @@
     <w:p>
       <w:pPr>
         <w:spacing w:after="200"/>
+      </w:pPr>
+    </w:p>
+    <w:p>
+      <w:pPr>
+        <w:pBdr>
+          <w:bottom w:val="single" w:color="5B2D8E" w:sz="4" w:space="4"/>
+        </w:pBdr>
+        <w:spacing w:after="100" w:before="120"/>
+      </w:pPr>
+      <w:r>
+        <w:rPr>
+          <w:rFonts w:ascii="Arial" w:cs="Arial" w:eastAsia="Arial" w:hAnsi="Arial"/>
+          <w:b/>
+          <w:bCs/>
+          <w:color w:val="5B2D8E"/>
+          <w:sz w:val="24"/>
+          <w:szCs w:val="24"/>
+        </w:rPr>
+        <w:t xml:space="preserve">Key Concepts</w:t>
+      </w:r>
+    </w:p>
+    <w:p>
+      <w:pPr>
+        <w:spacing w:after="60"/>
+      </w:pPr>
+      <w:r>
+        <w:rPr>
+          <w:rFonts w:ascii="Arial" w:cs="Arial" w:eastAsia="Arial" w:hAnsi="Arial"/>
+          <w:sz w:val="20"/>
+          <w:szCs w:val="20"/>
+        </w:rPr>
+        <w:t xml:space="preserve">This assessment evaluates your understanding of:</w:t>
+      </w:r>
+    </w:p>
+    <w:p>
+      <w:pPr>
+        <w:spacing w:after="60"/>
+        <w:ind w:left="360"/>
+      </w:pPr>
+      <w:r>
+        <w:rPr>
+          <w:rFonts w:ascii="Arial" w:cs="Arial" w:eastAsia="Arial" w:hAnsi="Arial"/>
+          <w:sz w:val="20"/>
+          <w:szCs w:val="20"/>
+        </w:rPr>
+        <w:t xml:space="preserve">• </w:t>
+      </w:r>
+      <w:r>
+        <w:rPr>
+          <w:rFonts w:ascii="Arial" w:cs="Arial" w:eastAsia="Arial" w:hAnsi="Arial"/>
+          <w:sz w:val="20"/>
+          <w:szCs w:val="20"/>
+        </w:rPr>
+        <w:t xml:space="preserve">Movement systems (acceleration, velocity manipulation, speed limits)</w:t>
+      </w:r>
+    </w:p>
+    <w:p>
+      <w:pPr>
+        <w:spacing w:after="60"/>
+        <w:ind w:left="360"/>
+      </w:pPr>
+      <w:r>
+        <w:rPr>
+          <w:rFonts w:ascii="Arial" w:cs="Arial" w:eastAsia="Arial" w:hAnsi="Arial"/>
+          <w:sz w:val="20"/>
+          <w:szCs w:val="20"/>
+        </w:rPr>
+        <w:t xml:space="preserve">• </w:t>
+      </w:r>
+      <w:r>
+        <w:rPr>
+          <w:rFonts w:ascii="Arial" w:cs="Arial" w:eastAsia="Arial" w:hAnsi="Arial"/>
+          <w:sz w:val="20"/>
+          <w:szCs w:val="20"/>
+        </w:rPr>
+        <w:t xml:space="preserve">Jumping mechanics (coyote time, jump buffering, variable height)</w:t>
+      </w:r>
+    </w:p>
+    <w:p>
+      <w:pPr>
+        <w:spacing w:after="60"/>
+        <w:ind w:left="360"/>
+      </w:pPr>
+      <w:r>
+        <w:rPr>
+          <w:rFonts w:ascii="Arial" w:cs="Arial" w:eastAsia="Arial" w:hAnsi="Arial"/>
+          <w:sz w:val="20"/>
+          <w:szCs w:val="20"/>
+        </w:rPr>
+        <w:t xml:space="preserve">• </w:t>
+      </w:r>
+      <w:r>
+        <w:rPr>
+          <w:rFonts w:ascii="Arial" w:cs="Arial" w:eastAsia="Arial" w:hAnsi="Arial"/>
+          <w:sz w:val="20"/>
+          <w:szCs w:val="20"/>
+        </w:rPr>
+        <w:t xml:space="preserve">Ground detection methods (raycasting, overlap detection, layer masks)</w:t>
+      </w:r>
+    </w:p>
+    <w:p>
+      <w:pPr>
+        <w:spacing w:after="60"/>
+        <w:ind w:left="360"/>
+      </w:pPr>
+      <w:r>
+        <w:rPr>
+          <w:rFonts w:ascii="Arial" w:cs="Arial" w:eastAsia="Arial" w:hAnsi="Arial"/>
+          <w:sz w:val="20"/>
+          <w:szCs w:val="20"/>
+        </w:rPr>
+        <w:t xml:space="preserve">• </w:t>
+      </w:r>
+      <w:r>
+        <w:rPr>
+          <w:rFonts w:ascii="Arial" w:cs="Arial" w:eastAsia="Arial" w:hAnsi="Arial"/>
+          <w:sz w:val="20"/>
+          <w:szCs w:val="20"/>
+        </w:rPr>
+        <w:t xml:space="preserve">Animation state machines and parameter control</w:t>
+      </w:r>
+    </w:p>
+    <w:p>
+      <w:pPr>
+        <w:spacing w:after="60"/>
+        <w:ind w:left="360"/>
+      </w:pPr>
+      <w:r>
+        <w:rPr>
+          <w:rFonts w:ascii="Arial" w:cs="Arial" w:eastAsia="Arial" w:hAnsi="Arial"/>
+          <w:sz w:val="20"/>
+          <w:szCs w:val="20"/>
+        </w:rPr>
+        <w:t xml:space="preserve">• </w:t>
+      </w:r>
+      <w:r>
+        <w:rPr>
+          <w:rFonts w:ascii="Arial" w:cs="Arial" w:eastAsia="Arial" w:hAnsi="Arial"/>
+          <w:sz w:val="20"/>
+          <w:szCs w:val="20"/>
+        </w:rPr>
+        <w:t xml:space="preserve">Sprite flipping and directional animations</w:t>
+      </w:r>
+    </w:p>
+    <w:p>
+      <w:pPr>
+        <w:spacing w:after="60"/>
+        <w:ind w:left="360"/>
+      </w:pPr>
+      <w:r>
+        <w:rPr>
+          <w:rFonts w:ascii="Arial" w:cs="Arial" w:eastAsia="Arial" w:hAnsi="Arial"/>
+          <w:sz w:val="20"/>
+          <w:szCs w:val="20"/>
+        </w:rPr>
+        <w:t xml:space="preserve">• </w:t>
+      </w:r>
+      <w:r>
+        <w:rPr>
+          <w:rFonts w:ascii="Arial" w:cs="Arial" w:eastAsia="Arial" w:hAnsi="Arial"/>
+          <w:sz w:val="20"/>
+          <w:szCs w:val="20"/>
+        </w:rPr>
+        <w:t xml:space="preserve">Mouse and aim input handling</w:t>
+      </w:r>
+    </w:p>
+    <w:p>
+      <w:pPr>
+        <w:spacing w:after="60"/>
+        <w:ind w:left="360"/>
+      </w:pPr>
+      <w:r>
+        <w:rPr>
+          <w:rFonts w:ascii="Arial" w:cs="Arial" w:eastAsia="Arial" w:hAnsi="Arial"/>
+          <w:sz w:val="20"/>
+          <w:szCs w:val="20"/>
+        </w:rPr>
+        <w:t xml:space="preserve">• </w:t>
+      </w:r>
+      <w:r>
+        <w:rPr>
+          <w:rFonts w:ascii="Arial" w:cs="Arial" w:eastAsia="Arial" w:hAnsi="Arial"/>
+          <w:sz w:val="20"/>
+          <w:szCs w:val="20"/>
+        </w:rPr>
+        <w:t xml:space="preserve">Projectile and shooting mechanics</w:t>
+      </w:r>
+    </w:p>
+    <w:p>
+      <w:pPr>
+        <w:spacing w:after="60"/>
+        <w:ind w:left="360"/>
+      </w:pPr>
+      <w:r>
+        <w:rPr>
+          <w:rFonts w:ascii="Arial" w:cs="Arial" w:eastAsia="Arial" w:hAnsi="Arial"/>
+          <w:sz w:val="20"/>
+          <w:szCs w:val="20"/>
+        </w:rPr>
+        <w:t xml:space="preserve">• </w:t>
+      </w:r>
+      <w:r>
+        <w:rPr>
+          <w:rFonts w:ascii="Arial" w:cs="Arial" w:eastAsia="Arial" w:hAnsi="Arial"/>
+          <w:sz w:val="20"/>
+          <w:szCs w:val="20"/>
+        </w:rPr>
+        <w:t xml:space="preserve">Dash and special abilities with cooldowns</w:t>
+      </w:r>
+    </w:p>
+    <w:p>
+      <w:pPr>
+        <w:spacing w:after="60"/>
+        <w:ind w:left="360"/>
+      </w:pPr>
+      <w:r>
+        <w:rPr>
+          <w:rFonts w:ascii="Arial" w:cs="Arial" w:eastAsia="Arial" w:hAnsi="Arial"/>
+          <w:sz w:val="20"/>
+          <w:szCs w:val="20"/>
+        </w:rPr>
+        <w:t xml:space="preserve">• </w:t>
+      </w:r>
+      <w:r>
+        <w:rPr>
+          <w:rFonts w:ascii="Arial" w:cs="Arial" w:eastAsia="Arial" w:hAnsi="Arial"/>
+          <w:sz w:val="20"/>
+          <w:szCs w:val="20"/>
+        </w:rPr>
+        <w:t xml:space="preserve">Input polish and feel mechanics</w:t>
+      </w:r>
+    </w:p>
+    <w:p>
+      <w:pPr>
+        <w:spacing w:after="60"/>
+        <w:ind w:left="360"/>
+      </w:pPr>
+      <w:r>
+        <w:rPr>
+          <w:rFonts w:ascii="Arial" w:cs="Arial" w:eastAsia="Arial" w:hAnsi="Arial"/>
+          <w:sz w:val="20"/>
+          <w:szCs w:val="20"/>
+        </w:rPr>
+        <w:t xml:space="preserve">• </w:t>
+      </w:r>
+      <w:r>
+        <w:rPr>
+          <w:rFonts w:ascii="Arial" w:cs="Arial" w:eastAsia="Arial" w:hAnsi="Arial"/>
+          <w:sz w:val="20"/>
+          <w:szCs w:val="20"/>
+        </w:rPr>
+        <w:t xml:space="preserve">Complete player controller implementation</w:t>
+      </w:r>
+    </w:p>
+    <w:p>
+      <w:pPr>
+        <w:spacing w:after="60"/>
+      </w:pPr>
+      <w:r>
+        <w:rPr>
+          <w:rFonts w:ascii="Arial" w:cs="Arial" w:eastAsia="Arial" w:hAnsi="Arial"/>
+          <w:sz w:val="20"/>
+          <w:szCs w:val="20"/>
+        </w:rPr>
+        <w:t xml:space="preserve">1. Which method is called every frame and should handle input detection?</w:t>
+      </w:r>
+    </w:p>
+    <w:p>
+      <w:pPr>
+        <w:spacing w:after="60"/>
+      </w:pPr>
+      <w:r>
+        <w:rPr>
+          <w:rFonts w:ascii="Arial" w:cs="Arial" w:eastAsia="Arial" w:hAnsi="Arial"/>
+          <w:sz w:val="20"/>
+          <w:szCs w:val="20"/>
+        </w:rPr>
+        <w:t xml:space="preserve">A) FixedUpdate</w:t>
+      </w:r>
+    </w:p>
+    <w:p>
+      <w:pPr>
+        <w:spacing w:after="60"/>
+      </w:pPr>
+      <w:r>
+        <w:rPr>
+          <w:rFonts w:ascii="Arial" w:cs="Arial" w:eastAsia="Arial" w:hAnsi="Arial"/>
+          <w:sz w:val="20"/>
+          <w:szCs w:val="20"/>
+        </w:rPr>
+        <w:t xml:space="preserve">B) LateUpdate</w:t>
+      </w:r>
+    </w:p>
+    <w:p>
+      <w:pPr>
+        <w:spacing w:after="60"/>
+      </w:pPr>
+      <w:r>
+        <w:rPr>
+          <w:rFonts w:ascii="Arial" w:cs="Arial" w:eastAsia="Arial" w:hAnsi="Arial"/>
+          <w:sz w:val="20"/>
+          <w:szCs w:val="20"/>
+        </w:rPr>
+        <w:t xml:space="preserve">C) Update</w:t>
+      </w:r>
+    </w:p>
+    <w:p>
+      <w:pPr>
+        <w:spacing w:after="60"/>
+      </w:pPr>
+      <w:r>
+        <w:rPr>
+          <w:rFonts w:ascii="Arial" w:cs="Arial" w:eastAsia="Arial" w:hAnsi="Arial"/>
+          <w:sz w:val="20"/>
+          <w:szCs w:val="20"/>
+        </w:rPr>
+        <w:t xml:space="preserve">D) OnCollisionEnter</w:t>
+      </w:r>
+    </w:p>
+    <w:p>
+      <w:pPr>
+        <w:spacing w:after="60"/>
+      </w:pPr>
+      <w:r>
+        <w:rPr>
+          <w:rFonts w:ascii="Arial" w:cs="Arial" w:eastAsia="Arial" w:hAnsi="Arial"/>
+          <w:sz w:val="20"/>
+          <w:szCs w:val="20"/>
+        </w:rPr>
+        <w:t xml:space="preserve">2. What does the Input class method GetKeyDown() do?</w:t>
+      </w:r>
+    </w:p>
+    <w:p>
+      <w:pPr>
+        <w:spacing w:after="60"/>
+      </w:pPr>
+      <w:r>
+        <w:rPr>
+          <w:rFonts w:ascii="Arial" w:cs="Arial" w:eastAsia="Arial" w:hAnsi="Arial"/>
+          <w:sz w:val="20"/>
+          <w:szCs w:val="20"/>
+        </w:rPr>
+        <w:t xml:space="preserve">A) Returns true every frame the key is held</w:t>
+      </w:r>
+    </w:p>
+    <w:p>
+      <w:pPr>
+        <w:spacing w:after="60"/>
+      </w:pPr>
+      <w:r>
+        <w:rPr>
+          <w:rFonts w:ascii="Arial" w:cs="Arial" w:eastAsia="Arial" w:hAnsi="Arial"/>
+          <w:sz w:val="20"/>
+          <w:szCs w:val="20"/>
+        </w:rPr>
+        <w:t xml:space="preserve">B) Returns true only on the frame the key is first pressed</w:t>
+      </w:r>
+    </w:p>
+    <w:p>
+      <w:pPr>
+        <w:spacing w:after="60"/>
+      </w:pPr>
+      <w:r>
+        <w:rPr>
+          <w:rFonts w:ascii="Arial" w:cs="Arial" w:eastAsia="Arial" w:hAnsi="Arial"/>
+          <w:sz w:val="20"/>
+          <w:szCs w:val="20"/>
+        </w:rPr>
+        <w:t xml:space="preserve">C) Returns true when the key is released</w:t>
+      </w:r>
+    </w:p>
+    <w:p>
+      <w:pPr>
+        <w:spacing w:after="60"/>
+      </w:pPr>
+      <w:r>
+        <w:rPr>
+          <w:rFonts w:ascii="Arial" w:cs="Arial" w:eastAsia="Arial" w:hAnsi="Arial"/>
+          <w:sz w:val="20"/>
+          <w:szCs w:val="20"/>
+        </w:rPr>
+        <w:t xml:space="preserve">D) Detects gamepad input only</w:t>
+      </w:r>
+    </w:p>
+    <w:p>
+      <w:pPr>
+        <w:spacing w:after="60"/>
+      </w:pPr>
+      <w:r>
+        <w:rPr>
+          <w:rFonts w:ascii="Arial" w:cs="Arial" w:eastAsia="Arial" w:hAnsi="Arial"/>
+          <w:sz w:val="20"/>
+          <w:szCs w:val="20"/>
+        </w:rPr>
+        <w:t xml:space="preserve">3. How should you apply movement forces to a player Rigidbody?</w:t>
+      </w:r>
+    </w:p>
+    <w:p>
+      <w:pPr>
+        <w:spacing w:after="60"/>
+      </w:pPr>
+      <w:r>
+        <w:rPr>
+          <w:rFonts w:ascii="Arial" w:cs="Arial" w:eastAsia="Arial" w:hAnsi="Arial"/>
+          <w:sz w:val="20"/>
+          <w:szCs w:val="20"/>
+        </w:rPr>
+        <w:t xml:space="preserve">A) In Update() with AddForce</w:t>
+      </w:r>
+    </w:p>
+    <w:p>
+      <w:pPr>
+        <w:spacing w:after="60"/>
+      </w:pPr>
+      <w:r>
+        <w:rPr>
+          <w:rFonts w:ascii="Arial" w:cs="Arial" w:eastAsia="Arial" w:hAnsi="Arial"/>
+          <w:sz w:val="20"/>
+          <w:szCs w:val="20"/>
+        </w:rPr>
+        <w:t xml:space="preserve">B) In FixedUpdate() with velocity or AddForce</w:t>
+      </w:r>
+    </w:p>
+    <w:p>
+      <w:pPr>
+        <w:spacing w:after="60"/>
+      </w:pPr>
+      <w:r>
+        <w:rPr>
+          <w:rFonts w:ascii="Arial" w:cs="Arial" w:eastAsia="Arial" w:hAnsi="Arial"/>
+          <w:sz w:val="20"/>
+          <w:szCs w:val="20"/>
+        </w:rPr>
+        <w:t xml:space="preserve">C) In LateUpdate() with position manipulation</w:t>
+      </w:r>
+    </w:p>
+    <w:p>
+      <w:pPr>
+        <w:spacing w:after="60"/>
+      </w:pPr>
+      <w:r>
+        <w:rPr>
+          <w:rFonts w:ascii="Arial" w:cs="Arial" w:eastAsia="Arial" w:hAnsi="Arial"/>
+          <w:sz w:val="20"/>
+          <w:szCs w:val="20"/>
+        </w:rPr>
+        <w:t xml:space="preserve">D) In OnGUI() for immediate response</w:t>
+      </w:r>
+    </w:p>
+    <w:p>
+      <w:pPr>
+        <w:spacing w:after="60"/>
+      </w:pPr>
+      <w:r>
+        <w:rPr>
+          <w:rFonts w:ascii="Arial" w:cs="Arial" w:eastAsia="Arial" w:hAnsi="Arial"/>
+          <w:sz w:val="20"/>
+          <w:szCs w:val="20"/>
+        </w:rPr>
+        <w:t xml:space="preserve">4. What is "coyote time" in platformer design?</w:t>
+      </w:r>
+    </w:p>
+    <w:p>
+      <w:pPr>
+        <w:spacing w:after="60"/>
+      </w:pPr>
+      <w:r>
+        <w:rPr>
+          <w:rFonts w:ascii="Arial" w:cs="Arial" w:eastAsia="Arial" w:hAnsi="Arial"/>
+          <w:sz w:val="20"/>
+          <w:szCs w:val="20"/>
+        </w:rPr>
+        <w:t xml:space="preserve">A) A time delay before jumping is allowed</w:t>
+      </w:r>
+    </w:p>
+    <w:p>
+      <w:pPr>
+        <w:spacing w:after="60"/>
+      </w:pPr>
+      <w:r>
+        <w:rPr>
+          <w:rFonts w:ascii="Arial" w:cs="Arial" w:eastAsia="Arial" w:hAnsi="Arial"/>
+          <w:sz w:val="20"/>
+          <w:szCs w:val="20"/>
+        </w:rPr>
+        <w:t xml:space="preserve">B) A short window after leaving ground where jumping is still possible</w:t>
+      </w:r>
+    </w:p>
+    <w:p>
+      <w:pPr>
+        <w:spacing w:after="60"/>
+      </w:pPr>
+      <w:r>
+        <w:rPr>
+          <w:rFonts w:ascii="Arial" w:cs="Arial" w:eastAsia="Arial" w:hAnsi="Arial"/>
+          <w:sz w:val="20"/>
+          <w:szCs w:val="20"/>
+        </w:rPr>
+        <w:t xml:space="preserve">C) The time between two jumps</w:t>
+      </w:r>
+    </w:p>
+    <w:p>
+      <w:pPr>
+        <w:spacing w:after="60"/>
+      </w:pPr>
+      <w:r>
+        <w:rPr>
+          <w:rFonts w:ascii="Arial" w:cs="Arial" w:eastAsia="Arial" w:hAnsi="Arial"/>
+          <w:sz w:val="20"/>
+          <w:szCs w:val="20"/>
+        </w:rPr>
+        <w:t xml:space="preserve">D) Air acceleration modifier</w:t>
+      </w:r>
+    </w:p>
+    <w:p>
+      <w:pPr>
+        <w:spacing w:after="60"/>
+      </w:pPr>
+      <w:r>
+        <w:rPr>
+          <w:rFonts w:ascii="Arial" w:cs="Arial" w:eastAsia="Arial" w:hAnsi="Arial"/>
+          <w:sz w:val="20"/>
+          <w:szCs w:val="20"/>
+        </w:rPr>
+        <w:t xml:space="preserve">5. Which Animator parameter type is best for storing a speed value?</w:t>
+      </w:r>
+    </w:p>
+    <w:p>
+      <w:pPr>
+        <w:spacing w:after="60"/>
+      </w:pPr>
+      <w:r>
+        <w:rPr>
+          <w:rFonts w:ascii="Arial" w:cs="Arial" w:eastAsia="Arial" w:hAnsi="Arial"/>
+          <w:sz w:val="20"/>
+          <w:szCs w:val="20"/>
+        </w:rPr>
+        <w:t xml:space="preserve">A) Bool</w:t>
+      </w:r>
+    </w:p>
+    <w:p>
+      <w:pPr>
+        <w:spacing w:after="60"/>
+      </w:pPr>
+      <w:r>
+        <w:rPr>
+          <w:rFonts w:ascii="Arial" w:cs="Arial" w:eastAsia="Arial" w:hAnsi="Arial"/>
+          <w:sz w:val="20"/>
+          <w:szCs w:val="20"/>
+        </w:rPr>
+        <w:t xml:space="preserve">B) Trigger</w:t>
+      </w:r>
+    </w:p>
+    <w:p>
+      <w:pPr>
+        <w:spacing w:after="60"/>
+      </w:pPr>
+      <w:r>
+        <w:rPr>
+          <w:rFonts w:ascii="Arial" w:cs="Arial" w:eastAsia="Arial" w:hAnsi="Arial"/>
+          <w:sz w:val="20"/>
+          <w:szCs w:val="20"/>
+        </w:rPr>
+        <w:t xml:space="preserve">C) Float</w:t>
+      </w:r>
+    </w:p>
+    <w:p>
+      <w:pPr>
+        <w:spacing w:after="60"/>
+      </w:pPr>
+      <w:r>
+        <w:rPr>
+          <w:rFonts w:ascii="Arial" w:cs="Arial" w:eastAsia="Arial" w:hAnsi="Arial"/>
+          <w:sz w:val="20"/>
+          <w:szCs w:val="20"/>
+        </w:rPr>
+        <w:t xml:space="preserve">D) Integer</w:t>
+      </w:r>
+    </w:p>
+    <w:p>
+      <w:pPr>
+        <w:spacing w:after="60"/>
+      </w:pPr>
+      <w:r>
+        <w:rPr>
+          <w:rFonts w:ascii="Arial" w:cs="Arial" w:eastAsia="Arial" w:hAnsi="Arial"/>
+          <w:sz w:val="20"/>
+          <w:szCs w:val="20"/>
+        </w:rPr>
+        <w:t xml:space="preserve">6. How do you flip a 2D sprite to face the opposite direction?</w:t>
+      </w:r>
+    </w:p>
+    <w:p>
+      <w:pPr>
+        <w:spacing w:after="60"/>
+      </w:pPr>
+      <w:r>
+        <w:rPr>
+          <w:rFonts w:ascii="Arial" w:cs="Arial" w:eastAsia="Arial" w:hAnsi="Arial"/>
+          <w:sz w:val="20"/>
+          <w:szCs w:val="20"/>
+        </w:rPr>
+        <w:t xml:space="preserve">A) Rotate the GameObject 180 degrees</w:t>
+      </w:r>
+    </w:p>
+    <w:p>
+      <w:pPr>
+        <w:spacing w:after="60"/>
+      </w:pPr>
+      <w:r>
+        <w:rPr>
+          <w:rFonts w:ascii="Arial" w:cs="Arial" w:eastAsia="Arial" w:hAnsi="Arial"/>
+          <w:sz w:val="20"/>
+          <w:szCs w:val="20"/>
+        </w:rPr>
+        <w:t xml:space="preserve">B) Negate the scale.x value</w:t>
+      </w:r>
+    </w:p>
+    <w:p>
+      <w:pPr>
+        <w:spacing w:after="60"/>
+      </w:pPr>
+      <w:r>
+        <w:rPr>
+          <w:rFonts w:ascii="Arial" w:cs="Arial" w:eastAsia="Arial" w:hAnsi="Arial"/>
+          <w:sz w:val="20"/>
+          <w:szCs w:val="20"/>
+        </w:rPr>
+        <w:t xml:space="preserve">C) Use SetBool("FacingRight", false)</w:t>
+      </w:r>
+    </w:p>
+    <w:p>
+      <w:pPr>
+        <w:spacing w:after="60"/>
+      </w:pPr>
+      <w:r>
+        <w:rPr>
+          <w:rFonts w:ascii="Arial" w:cs="Arial" w:eastAsia="Arial" w:hAnsi="Arial"/>
+          <w:sz w:val="20"/>
+          <w:szCs w:val="20"/>
+        </w:rPr>
+        <w:t xml:space="preserve">D) Both B and C</w:t>
+      </w:r>
+    </w:p>
+    <w:p>
+      <w:pPr>
+        <w:spacing w:after="60"/>
+      </w:pPr>
+      <w:r>
+        <w:rPr>
+          <w:rFonts w:ascii="Arial" w:cs="Arial" w:eastAsia="Arial" w:hAnsi="Arial"/>
+          <w:sz w:val="20"/>
+          <w:szCs w:val="20"/>
+        </w:rPr>
+        <w:t xml:space="preserve">7. What does Camera.main.ScreenToWorldPoint do?</w:t>
+      </w:r>
+    </w:p>
+    <w:p>
+      <w:pPr>
+        <w:spacing w:after="60"/>
+      </w:pPr>
+      <w:r>
+        <w:rPr>
+          <w:rFonts w:ascii="Arial" w:cs="Arial" w:eastAsia="Arial" w:hAnsi="Arial"/>
+          <w:sz w:val="20"/>
+          <w:szCs w:val="20"/>
+        </w:rPr>
+        <w:t xml:space="preserve">A) Converts screen pixel position to world position</w:t>
+      </w:r>
+    </w:p>
+    <w:p>
+      <w:pPr>
+        <w:spacing w:after="60"/>
+      </w:pPr>
+      <w:r>
+        <w:rPr>
+          <w:rFonts w:ascii="Arial" w:cs="Arial" w:eastAsia="Arial" w:hAnsi="Arial"/>
+          <w:sz w:val="20"/>
+          <w:szCs w:val="20"/>
+        </w:rPr>
+        <w:t xml:space="preserve">B) Moves the camera to a world position</w:t>
+      </w:r>
+    </w:p>
+    <w:p>
+      <w:pPr>
+        <w:spacing w:after="60"/>
+      </w:pPr>
+      <w:r>
+        <w:rPr>
+          <w:rFonts w:ascii="Arial" w:cs="Arial" w:eastAsia="Arial" w:hAnsi="Arial"/>
+          <w:sz w:val="20"/>
+          <w:szCs w:val="20"/>
+        </w:rPr>
+        <w:t xml:space="preserve">C) Calculates aiming direction</w:t>
+      </w:r>
+    </w:p>
+    <w:p>
+      <w:pPr>
+        <w:spacing w:after="60"/>
+      </w:pPr>
+      <w:r>
+        <w:rPr>
+          <w:rFonts w:ascii="Arial" w:cs="Arial" w:eastAsia="Arial" w:hAnsi="Arial"/>
+          <w:sz w:val="20"/>
+          <w:szCs w:val="20"/>
+        </w:rPr>
+        <w:t xml:space="preserve">D) Detects ray-screen intersections</w:t>
+      </w:r>
+    </w:p>
+    <w:p>
+      <w:pPr>
+        <w:spacing w:after="60"/>
+      </w:pPr>
+      <w:r>
+        <w:rPr>
+          <w:rFonts w:ascii="Arial" w:cs="Arial" w:eastAsia="Arial" w:hAnsi="Arial"/>
+          <w:sz w:val="20"/>
+          <w:szCs w:val="20"/>
+        </w:rPr>
+        <w:t xml:space="preserve">8. Which method should be used to detect if the player is touching ground?</w:t>
+      </w:r>
+    </w:p>
+    <w:p>
+      <w:pPr>
+        <w:spacing w:after="60"/>
+      </w:pPr>
+      <w:r>
+        <w:rPr>
+          <w:rFonts w:ascii="Arial" w:cs="Arial" w:eastAsia="Arial" w:hAnsi="Arial"/>
+          <w:sz w:val="20"/>
+          <w:szCs w:val="20"/>
+        </w:rPr>
+        <w:t xml:space="preserve">A) OnCollisionEnter only</w:t>
+      </w:r>
+    </w:p>
+    <w:p>
+      <w:pPr>
+        <w:spacing w:after="60"/>
+      </w:pPr>
+      <w:r>
+        <w:rPr>
+          <w:rFonts w:ascii="Arial" w:cs="Arial" w:eastAsia="Arial" w:hAnsi="Arial"/>
+          <w:sz w:val="20"/>
+          <w:szCs w:val="20"/>
+        </w:rPr>
+        <w:t xml:space="preserve">B) Physics.Raycast or Physics.OverlapCircle</w:t>
+      </w:r>
+    </w:p>
+    <w:p>
+      <w:pPr>
+        <w:spacing w:after="60"/>
+      </w:pPr>
+      <w:r>
+        <w:rPr>
+          <w:rFonts w:ascii="Arial" w:cs="Arial" w:eastAsia="Arial" w:hAnsi="Arial"/>
+          <w:sz w:val="20"/>
+          <w:szCs w:val="20"/>
+        </w:rPr>
+        <w:t xml:space="preserve">C) Just check rb.velocity.y &lt; 0</w:t>
+      </w:r>
+    </w:p>
+    <w:p>
+      <w:pPr>
+        <w:spacing w:after="60"/>
+      </w:pPr>
+      <w:r>
+        <w:rPr>
+          <w:rFonts w:ascii="Arial" w:cs="Arial" w:eastAsia="Arial" w:hAnsi="Arial"/>
+          <w:sz w:val="20"/>
+          <w:szCs w:val="20"/>
+        </w:rPr>
+        <w:t xml:space="preserve">D) A timer that counts down from jump</w:t>
+      </w:r>
+    </w:p>
+    <w:p>
+      <w:pPr>
+        <w:spacing w:after="60"/>
+      </w:pPr>
+      <w:r>
+        <w:rPr>
+          <w:rFonts w:ascii="Arial" w:cs="Arial" w:eastAsia="Arial" w:hAnsi="Arial"/>
+          <w:sz w:val="20"/>
+          <w:szCs w:val="20"/>
+        </w:rPr>
+        <w:t xml:space="preserve">9. What is object pooling used for?</w:t>
+      </w:r>
+    </w:p>
+    <w:p>
+      <w:pPr>
+        <w:spacing w:after="60"/>
+      </w:pPr>
+      <w:r>
+        <w:rPr>
+          <w:rFonts w:ascii="Arial" w:cs="Arial" w:eastAsia="Arial" w:hAnsi="Arial"/>
+          <w:sz w:val="20"/>
+          <w:szCs w:val="20"/>
+        </w:rPr>
+        <w:t xml:space="preserve">A) Storing completed objects for deletion</w:t>
+      </w:r>
+    </w:p>
+    <w:p>
+      <w:pPr>
+        <w:spacing w:after="60"/>
+      </w:pPr>
+      <w:r>
+        <w:rPr>
+          <w:rFonts w:ascii="Arial" w:cs="Arial" w:eastAsia="Arial" w:hAnsi="Arial"/>
+          <w:sz w:val="20"/>
+          <w:szCs w:val="20"/>
+        </w:rPr>
+        <w:t xml:space="preserve">B) Reusing bullet/projectile instances instead of Instantiate/Destroy</w:t>
+      </w:r>
+    </w:p>
+    <w:p>
+      <w:pPr>
+        <w:spacing w:after="60"/>
+      </w:pPr>
+      <w:r>
+        <w:rPr>
+          <w:rFonts w:ascii="Arial" w:cs="Arial" w:eastAsia="Arial" w:hAnsi="Arial"/>
+          <w:sz w:val="20"/>
+          <w:szCs w:val="20"/>
+        </w:rPr>
+        <w:t xml:space="preserve">C) Managing player inventory</w:t>
+      </w:r>
+    </w:p>
+    <w:p>
+      <w:pPr>
+        <w:spacing w:after="60"/>
+      </w:pPr>
+      <w:r>
+        <w:rPr>
+          <w:rFonts w:ascii="Arial" w:cs="Arial" w:eastAsia="Arial" w:hAnsi="Arial"/>
+          <w:sz w:val="20"/>
+          <w:szCs w:val="20"/>
+        </w:rPr>
+        <w:t xml:space="preserve">D) Tracking all active GameObjects</w:t>
+      </w:r>
+    </w:p>
+    <w:p>
+      <w:pPr>
+        <w:spacing w:after="60"/>
+      </w:pPr>
+      <w:r>
+        <w:rPr>
+          <w:rFonts w:ascii="Arial" w:cs="Arial" w:eastAsia="Arial" w:hAnsi="Arial"/>
+          <w:sz w:val="20"/>
+          <w:szCs w:val="20"/>
+        </w:rPr>
+        <w:t xml:space="preserve">10. How do you prevent jump spam in a controller?</w:t>
+      </w:r>
+    </w:p>
+    <w:p>
+      <w:pPr>
+        <w:spacing w:after="60"/>
+      </w:pPr>
+      <w:r>
+        <w:rPr>
+          <w:rFonts w:ascii="Arial" w:cs="Arial" w:eastAsia="Arial" w:hAnsi="Arial"/>
+          <w:sz w:val="20"/>
+          <w:szCs w:val="20"/>
+        </w:rPr>
+        <w:t xml:space="preserve">A) Check if input was received last frame</w:t>
+      </w:r>
+    </w:p>
+    <w:p>
+      <w:pPr>
+        <w:spacing w:after="60"/>
+      </w:pPr>
+      <w:r>
+        <w:rPr>
+          <w:rFonts w:ascii="Arial" w:cs="Arial" w:eastAsia="Arial" w:hAnsi="Arial"/>
+          <w:sz w:val="20"/>
+          <w:szCs w:val="20"/>
+        </w:rPr>
+        <w:t xml:space="preserve">B) Use a jump cooldown timer or check grounded state</w:t>
+      </w:r>
+    </w:p>
+    <w:p>
+      <w:pPr>
+        <w:spacing w:after="60"/>
+      </w:pPr>
+      <w:r>
+        <w:rPr>
+          <w:rFonts w:ascii="Arial" w:cs="Arial" w:eastAsia="Arial" w:hAnsi="Arial"/>
+          <w:sz w:val="20"/>
+          <w:szCs w:val="20"/>
+        </w:rPr>
+        <w:t xml:space="preserve">C) Freeze the Rigidbody rotation</w:t>
+      </w:r>
+    </w:p>
+    <w:p>
+      <w:pPr>
+        <w:spacing w:after="60"/>
+      </w:pPr>
+      <w:r>
+        <w:rPr>
+          <w:rFonts w:ascii="Arial" w:cs="Arial" w:eastAsia="Arial" w:hAnsi="Arial"/>
+          <w:sz w:val="20"/>
+          <w:szCs w:val="20"/>
+        </w:rPr>
+        <w:t xml:space="preserve">D) Disable input during jump animation</w:t>
+      </w:r>
+    </w:p>
+    <w:p>
+      <w:pPr>
+        <w:spacing w:after="60"/>
+      </w:pPr>
+      <w:r>
+        <w:rPr>
+          <w:rFonts w:ascii="Arial" w:cs="Arial" w:eastAsia="Arial" w:hAnsi="Arial"/>
+          <w:sz w:val="20"/>
+          <w:szCs w:val="20"/>
+        </w:rPr>
+        <w:t xml:space="preserve">1. Explain how you would implement acceleration-based movement (gradual speed increase) instead of instant-speed movement. Why is this better for game feel?</w:t>
+      </w:r>
+    </w:p>
+    <w:p>
+      <w:pPr>
+        <w:spacing w:after="60"/>
+      </w:pPr>
+      <w:r>
+        <w:rPr>
+          <w:rFonts w:ascii="Arial" w:cs="Arial" w:eastAsia="Arial" w:hAnsi="Arial"/>
+          <w:sz w:val="20"/>
+          <w:szCs w:val="20"/>
+        </w:rPr>
+        <w:t xml:space="preserve">2. What is a jump buffer, and how would you implement it in code? Why is it important for player experience?</w:t>
+      </w:r>
+    </w:p>
+    <w:p>
+      <w:pPr>
+        <w:spacing w:after="60"/>
+      </w:pPr>
+      <w:r>
+        <w:rPr>
+          <w:rFonts w:ascii="Arial" w:cs="Arial" w:eastAsia="Arial" w:hAnsi="Arial"/>
+          <w:sz w:val="20"/>
+          <w:szCs w:val="20"/>
+        </w:rPr>
+        <w:t xml:space="preserve">3. Describe the difference between using rb.velocity directly and using AddForce() for player movement. When would you use each?</w:t>
+      </w:r>
+    </w:p>
+    <w:p>
+      <w:pPr>
+        <w:spacing w:after="60"/>
+      </w:pPr>
+      <w:r>
+        <w:rPr>
+          <w:rFonts w:ascii="Arial" w:cs="Arial" w:eastAsia="Arial" w:hAnsi="Arial"/>
+          <w:sz w:val="20"/>
+          <w:szCs w:val="20"/>
+        </w:rPr>
+        <w:t xml:space="preserve">4. How would you create a mechanic where the player can aim a gun with the mouse and fire a bullet prefab? Include ground detection check to prevent mid-air shooting.</w:t>
+      </w:r>
+    </w:p>
+    <w:p>
+      <w:pPr>
+        <w:spacing w:after="60"/>
+      </w:pPr>
+      <w:r>
+        <w:rPr>
+          <w:rFonts w:ascii="Arial" w:cs="Arial" w:eastAsia="Arial" w:hAnsi="Arial"/>
+          <w:sz w:val="20"/>
+          <w:szCs w:val="20"/>
+        </w:rPr>
+        <w:t xml:space="preserve">5. What is a state machine for a player controller, and what are at least 3 states you might include?</w:t>
+      </w:r>
+    </w:p>
+    <w:p>
+      <w:pPr>
+        <w:spacing w:after="160"/>
       </w:pPr>
     </w:p>
     <w:p>
@@ -1121,6 +2546,94 @@
       <w:pPr>
         <w:spacing w:after="120"/>
       </w:pPr>
+    </w:p>
+    <w:p>
+      <w:pPr>
+        <w:pBdr>
+          <w:bottom w:val="single" w:color="5B2D8E" w:sz="4" w:space="4"/>
+        </w:pBdr>
+        <w:spacing w:after="100" w:before="120"/>
+      </w:pPr>
+      <w:r>
+        <w:rPr>
+          <w:rFonts w:ascii="Arial" w:cs="Arial" w:eastAsia="Arial" w:hAnsi="Arial"/>
+          <w:b/>
+          <w:bCs/>
+          <w:color w:val="5B2D8E"/>
+          <w:sz w:val="24"/>
+          <w:szCs w:val="24"/>
+        </w:rPr>
+        <w:t xml:space="preserve">Practice Problems</w:t>
+      </w:r>
+    </w:p>
+    <w:p>
+      <w:pPr>
+        <w:spacing w:after="80"/>
+      </w:pPr>
+      <w:r>
+        <w:rPr>
+          <w:rFonts w:ascii="Arial" w:cs="Arial" w:eastAsia="Arial" w:hAnsi="Arial"/>
+          <w:b/>
+          <w:bCs/>
+          <w:sz w:val="20"/>
+          <w:szCs w:val="20"/>
+        </w:rPr>
+        <w:t xml:space="preserve">Problem 1: </w:t>
+      </w:r>
+      <w:r>
+        <w:rPr>
+          <w:rFonts w:ascii="Arial" w:cs="Arial" w:eastAsia="Arial" w:hAnsi="Arial"/>
+          <w:sz w:val="20"/>
+          <w:szCs w:val="20"/>
+        </w:rPr>
+        <w:t xml:space="preserve">Challenge: 1: Polished Horizontal Movement (Beginner) Write a script that implements smooth acceleration-based horizontal movement: - Input responds immediately (snappy feel) - Acceleration gradually increases speed - Deceleration when input stops - Maximum speed clamping - Print current speed to co</w:t>
+      </w:r>
+    </w:p>
+    <w:p>
+      <w:pPr>
+        <w:spacing w:after="80"/>
+      </w:pPr>
+      <w:r>
+        <w:rPr>
+          <w:rFonts w:ascii="Arial" w:cs="Arial" w:eastAsia="Arial" w:hAnsi="Arial"/>
+          <w:b/>
+          <w:bCs/>
+          <w:sz w:val="20"/>
+          <w:szCs w:val="20"/>
+        </w:rPr>
+        <w:t xml:space="preserve">Problem 2: </w:t>
+      </w:r>
+      <w:r>
+        <w:rPr>
+          <w:rFonts w:ascii="Arial" w:cs="Arial" w:eastAsia="Arial" w:hAnsi="Arial"/>
+          <w:sz w:val="20"/>
+          <w:szCs w:val="20"/>
+        </w:rPr>
+        <w:t xml:space="preserve">Challenge: 2: Coyote Time Ground Detection (Intermediate) Implement ground detection with coyote time: - Use Physics.OverlapCircle to detect ground - Allow jumping for 0.2 seconds after leaving ground (coyote time) - Only allow one jump while airborne - Use Debug.DrawRay to visualize ground detectio</w:t>
+      </w:r>
+    </w:p>
+    <w:p>
+      <w:pPr>
+        <w:spacing w:after="80"/>
+      </w:pPr>
+      <w:r>
+        <w:rPr>
+          <w:rFonts w:ascii="Arial" w:cs="Arial" w:eastAsia="Arial" w:hAnsi="Arial"/>
+          <w:b/>
+          <w:bCs/>
+          <w:sz w:val="20"/>
+          <w:szCs w:val="20"/>
+        </w:rPr>
+        <w:t xml:space="preserve">Problem 3: </w:t>
+      </w:r>
+      <w:r>
+        <w:rPr>
+          <w:rFonts w:ascii="Arial" w:cs="Arial" w:eastAsia="Arial" w:hAnsi="Arial"/>
+          <w:sz w:val="20"/>
+          <w:szCs w:val="20"/>
+        </w:rPr>
+        <w:t xml:space="preserve">Challenge: 3: Aim and Shoot System (Advanced) Create a complete shooting system: - Detect mouse position with Camera.main.ScreenToWorldPoint - Calculate direction from player to mouse - Only allow shooting when grounded (use raycasting) - Instantiate bullet prefab with correct velocity - Implement 0</w:t>
+      </w:r>
     </w:p>
     <w:p>
       <w:pPr>
